--- a/GithubSubmissions.docx
+++ b/GithubSubmissions.docx
@@ -7,419 +7,1551 @@
         <w:pStyle w:val="Heading1"/>
       </w:pPr>
       <w:r>
-        <w:t>DocPac Repo Setup</w:t>
-      </w:r>
-    </w:p>
-    <w:p>
-      <w:pPr>
-        <w:pStyle w:val="ListParagraph"/>
+        <w:rPr>
+          <w:rStyle w:val="Strong"/>
+          <w:b w:val="0"/>
+          <w:bCs w:val="0"/>
+        </w:rPr>
+        <w:t>DocPac Repository Setup – Detailed Instructions</w:t>
+      </w:r>
+    </w:p>
+    <w:p>
+      <w:pPr>
+        <w:pStyle w:val="NormalWeb"/>
         <w:numPr>
           <w:ilvl w:val="0"/>
-          <w:numId w:val="7"/>
-        </w:numPr>
-      </w:pPr>
-      <w:r>
-        <w:t>Go to github.com</w:t>
-      </w:r>
-    </w:p>
-    <w:p>
-      <w:pPr>
-        <w:pStyle w:val="ListParagraph"/>
+          <w:numId w:val="11"/>
+        </w:numPr>
+        <w:rPr>
+          <w:rFonts w:ascii="Arial" w:hAnsi="Arial"/>
+        </w:rPr>
+      </w:pPr>
+      <w:r>
+        <w:rPr>
+          <w:rFonts w:ascii="Arial" w:hAnsi="Arial"/>
+        </w:rPr>
+        <w:t xml:space="preserve">Go to </w:t>
+      </w:r>
+      <w:r>
+        <w:rPr>
+          <w:rStyle w:val="Strong"/>
+          <w:rFonts w:ascii="Arial" w:hAnsi="Arial"/>
+        </w:rPr>
+        <w:t>github.com</w:t>
+      </w:r>
+      <w:r>
+        <w:rPr>
+          <w:rFonts w:ascii="Arial" w:hAnsi="Arial"/>
+        </w:rPr>
+        <w:t xml:space="preserve"> in a web browser.</w:t>
+      </w:r>
+    </w:p>
+    <w:p>
+      <w:pPr>
+        <w:pStyle w:val="NormalWeb"/>
         <w:numPr>
           <w:ilvl w:val="0"/>
-          <w:numId w:val="7"/>
-        </w:numPr>
-      </w:pPr>
-      <w:r>
-        <w:t>Log in with your credentials from 9</w:t>
-      </w:r>
-      <w:r>
-        <w:rPr>
-          <w:vertAlign w:val="superscript"/>
-        </w:rPr>
-        <w:t>th</w:t>
-      </w:r>
-      <w:r>
-        <w:t xml:space="preserve"> grade</w:t>
-      </w:r>
-    </w:p>
-    <w:p>
-      <w:pPr>
-        <w:pStyle w:val="ListParagraph"/>
+          <w:numId w:val="11"/>
+        </w:numPr>
+        <w:rPr>
+          <w:rFonts w:ascii="Arial" w:hAnsi="Arial"/>
+        </w:rPr>
+      </w:pPr>
+      <w:r>
+        <w:rPr>
+          <w:rFonts w:ascii="Arial" w:hAnsi="Arial"/>
+        </w:rPr>
+        <w:t xml:space="preserve">Log into GitHub using the account you created in </w:t>
+      </w:r>
+      <w:r>
+        <w:rPr>
+          <w:rStyle w:val="Strong"/>
+          <w:rFonts w:ascii="Arial" w:hAnsi="Arial"/>
+          <w:b w:val="0"/>
+        </w:rPr>
+        <w:t>9th grade</w:t>
+      </w:r>
+      <w:r>
+        <w:rPr>
+          <w:rFonts w:ascii="Arial" w:hAnsi="Arial"/>
+        </w:rPr>
+        <w:t>.</w:t>
+      </w:r>
+      <w:r>
+        <w:rPr>
+          <w:rFonts w:ascii="Arial" w:hAnsi="Arial"/>
+        </w:rPr>
+        <w:br/>
+      </w:r>
+      <w:r>
+        <w:rPr>
+          <w:rStyle w:val="Emphasis"/>
+          <w:rFonts w:ascii="Arial" w:hAnsi="Arial"/>
+        </w:rPr>
+        <w:t>If you forgot your login, reset the password using your school email.</w:t>
+      </w:r>
+    </w:p>
+    <w:p>
+      <w:pPr>
+        <w:pStyle w:val="NormalWeb"/>
         <w:numPr>
           <w:ilvl w:val="0"/>
-          <w:numId w:val="7"/>
-        </w:numPr>
-      </w:pPr>
-      <w:r>
-        <w:t>Use the search to find the user “csmith188”</w:t>
-      </w:r>
-    </w:p>
-    <w:p>
-      <w:pPr>
-        <w:pStyle w:val="ListParagraph"/>
+          <w:numId w:val="11"/>
+        </w:numPr>
+        <w:rPr>
+          <w:rFonts w:ascii="Arial" w:hAnsi="Arial"/>
+        </w:rPr>
+      </w:pPr>
+      <w:r>
+        <w:rPr>
+          <w:rFonts w:ascii="Arial" w:hAnsi="Arial"/>
+        </w:rPr>
+        <w:t xml:space="preserve">Use the search bar at the top to search for the GitHub user: </w:t>
+      </w:r>
+      <w:r>
+        <w:rPr>
+          <w:rStyle w:val="HTMLCode"/>
+          <w:b/>
+          <w:bCs/>
+        </w:rPr>
+        <w:t>csmith188</w:t>
+      </w:r>
+    </w:p>
+    <w:p>
+      <w:pPr>
+        <w:pStyle w:val="NormalWeb"/>
         <w:numPr>
           <w:ilvl w:val="0"/>
-          <w:numId w:val="7"/>
-        </w:numPr>
-      </w:pPr>
-      <w:r>
-        <w:t>In the user’s repository list, find the “</w:t>
+          <w:numId w:val="11"/>
+        </w:numPr>
+        <w:rPr>
+          <w:rFonts w:ascii="Arial" w:hAnsi="Arial"/>
+        </w:rPr>
+      </w:pPr>
+      <w:r>
+        <w:rPr>
+          <w:rFonts w:ascii="Arial" w:hAnsi="Arial"/>
+        </w:rPr>
+        <w:t>Open the user profile and scroll through the repositories list.</w:t>
+      </w:r>
+      <w:r>
+        <w:rPr>
+          <w:rFonts w:ascii="Arial" w:hAnsi="Arial"/>
+        </w:rPr>
+        <w:br/>
+        <w:t xml:space="preserve">Look for the repo named </w:t>
       </w:r>
       <w:proofErr w:type="spellStart"/>
       <w:r>
+        <w:rPr>
+          <w:rStyle w:val="HTMLCode"/>
+          <w:b/>
+          <w:bCs/>
+        </w:rPr>
         <w:t>docpacsXXYY</w:t>
       </w:r>
       <w:proofErr w:type="spellEnd"/>
       <w:r>
-        <w:t>” repository, where XXYY is the current school year.</w:t>
-      </w:r>
-    </w:p>
-    <w:p>
-      <w:pPr>
-        <w:pStyle w:val="ListParagraph"/>
+        <w:rPr>
+          <w:rFonts w:ascii="Arial" w:hAnsi="Arial"/>
+        </w:rPr>
+        <w:t xml:space="preserve">, where </w:t>
+      </w:r>
+      <w:r>
+        <w:rPr>
+          <w:rStyle w:val="Strong"/>
+          <w:rFonts w:ascii="Arial" w:hAnsi="Arial"/>
+        </w:rPr>
+        <w:t>XXYY = current school year</w:t>
+      </w:r>
+      <w:r>
+        <w:rPr>
+          <w:rFonts w:ascii="Arial" w:hAnsi="Arial"/>
+        </w:rPr>
+        <w:t>.</w:t>
+      </w:r>
+      <w:r>
+        <w:rPr>
+          <w:rFonts w:ascii="Arial" w:hAnsi="Arial"/>
+        </w:rPr>
+        <w:br/>
+      </w:r>
+      <w:r>
+        <w:rPr>
+          <w:rStyle w:val="Emphasis"/>
+          <w:rFonts w:ascii="Arial" w:hAnsi="Arial"/>
+        </w:rPr>
+        <w:t xml:space="preserve">Example: </w:t>
+      </w:r>
+      <w:r>
+        <w:rPr>
+          <w:rStyle w:val="HTMLCode"/>
+          <w:i/>
+          <w:iCs/>
+        </w:rPr>
+        <w:t>docpacs2526</w:t>
+      </w:r>
+    </w:p>
+    <w:p>
+      <w:pPr>
+        <w:pStyle w:val="NormalWeb"/>
         <w:numPr>
           <w:ilvl w:val="0"/>
-          <w:numId w:val="7"/>
-        </w:numPr>
-      </w:pPr>
-      <w:r>
-        <w:t>Hit the Fork button to create a copy on your account.</w:t>
-      </w:r>
-    </w:p>
-    <w:p>
-      <w:pPr>
-        <w:pStyle w:val="ListParagraph"/>
+          <w:numId w:val="11"/>
+        </w:numPr>
+        <w:rPr>
+          <w:rFonts w:ascii="Arial" w:hAnsi="Arial"/>
+        </w:rPr>
+      </w:pPr>
+      <w:r>
+        <w:rPr>
+          <w:rFonts w:ascii="Arial" w:hAnsi="Arial"/>
+        </w:rPr>
+        <w:t xml:space="preserve">Click the </w:t>
+      </w:r>
+      <w:r>
+        <w:rPr>
+          <w:rStyle w:val="Strong"/>
+          <w:rFonts w:ascii="Arial" w:hAnsi="Arial"/>
+        </w:rPr>
+        <w:t>Fork</w:t>
+      </w:r>
+      <w:r>
+        <w:rPr>
+          <w:rFonts w:ascii="Arial" w:hAnsi="Arial"/>
+        </w:rPr>
+        <w:t xml:space="preserve"> button in the top-right area of the repo page.</w:t>
+      </w:r>
+      <w:r>
+        <w:rPr>
+          <w:rFonts w:ascii="Arial" w:hAnsi="Arial"/>
+        </w:rPr>
+        <w:br/>
+        <w:t>This creates your own editable copy under your GitHub account.</w:t>
+      </w:r>
+    </w:p>
+    <w:p>
+      <w:pPr>
+        <w:pStyle w:val="NormalWeb"/>
         <w:numPr>
           <w:ilvl w:val="0"/>
-          <w:numId w:val="7"/>
-        </w:numPr>
-      </w:pPr>
-      <w:r>
-        <w:t>Download and s</w:t>
-      </w:r>
-      <w:r>
-        <w:t xml:space="preserve">etup </w:t>
+          <w:numId w:val="11"/>
+        </w:numPr>
+        <w:rPr>
+          <w:rFonts w:ascii="Arial" w:hAnsi="Arial"/>
+        </w:rPr>
+      </w:pPr>
+      <w:r>
+        <w:rPr>
+          <w:rFonts w:ascii="Arial" w:hAnsi="Arial"/>
+        </w:rPr>
+        <w:t xml:space="preserve">Download and install </w:t>
+      </w:r>
+      <w:r>
+        <w:rPr>
+          <w:rStyle w:val="Strong"/>
+          <w:rFonts w:ascii="Arial" w:hAnsi="Arial"/>
+        </w:rPr>
+        <w:t>GitHub Desktop</w:t>
+      </w:r>
+      <w:r>
+        <w:rPr>
+          <w:rFonts w:ascii="Arial" w:hAnsi="Arial"/>
+        </w:rPr>
+        <w:t xml:space="preserve"> on your computer if you don’t already have it.</w:t>
+      </w:r>
+    </w:p>
+    <w:p>
+      <w:pPr>
+        <w:pStyle w:val="NormalWeb"/>
+        <w:numPr>
+          <w:ilvl w:val="0"/>
+          <w:numId w:val="11"/>
+        </w:numPr>
+        <w:rPr>
+          <w:rFonts w:ascii="Arial" w:hAnsi="Arial"/>
+        </w:rPr>
+      </w:pPr>
+      <w:r>
+        <w:rPr>
+          <w:rFonts w:ascii="Arial" w:hAnsi="Arial"/>
+        </w:rPr>
+        <w:t xml:space="preserve">Open GitHub Desktop → sign in → click </w:t>
+      </w:r>
+      <w:r>
+        <w:rPr>
+          <w:rStyle w:val="Strong"/>
+          <w:rFonts w:ascii="Arial" w:hAnsi="Arial"/>
+        </w:rPr>
+        <w:t>Clone Repository</w:t>
+      </w:r>
+      <w:r>
+        <w:rPr>
+          <w:rFonts w:ascii="Arial" w:hAnsi="Arial"/>
+        </w:rPr>
+        <w:t>.</w:t>
+      </w:r>
+      <w:r>
+        <w:rPr>
+          <w:rFonts w:ascii="Arial" w:hAnsi="Arial"/>
+        </w:rPr>
+        <w:br/>
+      </w:r>
+      <w:r>
+        <w:rPr>
+          <w:rStyle w:val="Strong"/>
+          <w:rFonts w:ascii="Arial" w:hAnsi="Arial"/>
+        </w:rPr>
+        <w:t>Important:</w:t>
+      </w:r>
+      <w:r>
+        <w:rPr>
+          <w:rFonts w:ascii="Arial" w:hAnsi="Arial"/>
+        </w:rPr>
+        <w:t xml:space="preserve"> Select </w:t>
+      </w:r>
+      <w:r>
+        <w:rPr>
+          <w:rStyle w:val="Strong"/>
+          <w:rFonts w:ascii="Arial" w:hAnsi="Arial"/>
+        </w:rPr>
+        <w:t>your fork</w:t>
+      </w:r>
+      <w:r>
+        <w:rPr>
+          <w:rFonts w:ascii="Arial" w:hAnsi="Arial"/>
+        </w:rPr>
+        <w:t xml:space="preserve">, NOT the original </w:t>
+      </w:r>
+      <w:r>
+        <w:rPr>
+          <w:rStyle w:val="HTMLCode"/>
+        </w:rPr>
+        <w:t>csmith188</w:t>
+      </w:r>
+      <w:r>
+        <w:rPr>
+          <w:rFonts w:ascii="Arial" w:hAnsi="Arial"/>
+        </w:rPr>
+        <w:t xml:space="preserve"> repo.</w:t>
+      </w:r>
+      <w:r>
+        <w:rPr>
+          <w:rFonts w:ascii="Arial" w:hAnsi="Arial"/>
+        </w:rPr>
+        <w:br/>
+        <w:t xml:space="preserve">Save it to a folder on your computer (recommended: </w:t>
+      </w:r>
+      <w:r>
+        <w:rPr>
+          <w:rStyle w:val="Strong"/>
+          <w:rFonts w:ascii="Arial" w:hAnsi="Arial"/>
+        </w:rPr>
+        <w:t>Documents/</w:t>
       </w:r>
       <w:proofErr w:type="spellStart"/>
       <w:r>
-        <w:t>Github</w:t>
+        <w:rPr>
+          <w:rStyle w:val="Strong"/>
+          <w:rFonts w:ascii="Arial" w:hAnsi="Arial"/>
+        </w:rPr>
+        <w:t>docpac</w:t>
       </w:r>
       <w:proofErr w:type="spellEnd"/>
       <w:r>
-        <w:t xml:space="preserve"> Desktop.</w:t>
-      </w:r>
-    </w:p>
-    <w:p>
-      <w:pPr>
-        <w:pStyle w:val="ListParagraph"/>
+        <w:rPr>
+          <w:rStyle w:val="Strong"/>
+          <w:rFonts w:ascii="Arial" w:hAnsi="Arial"/>
+        </w:rPr>
+        <w:t>/</w:t>
+      </w:r>
+      <w:r>
+        <w:rPr>
+          <w:rFonts w:ascii="Arial" w:hAnsi="Arial"/>
+        </w:rPr>
+        <w:t>).</w:t>
+      </w:r>
+    </w:p>
+    <w:p>
+      <w:pPr>
+        <w:pStyle w:val="NormalWeb"/>
         <w:numPr>
           <w:ilvl w:val="0"/>
-          <w:numId w:val="7"/>
-        </w:numPr>
-      </w:pPr>
-      <w:r>
-        <w:t xml:space="preserve">Use </w:t>
-      </w:r>
-      <w:proofErr w:type="spellStart"/>
-      <w:r>
-        <w:t>Github</w:t>
-      </w:r>
-      <w:proofErr w:type="spellEnd"/>
-      <w:r>
-        <w:t xml:space="preserve"> Desktop to clone the </w:t>
-      </w:r>
-      <w:proofErr w:type="spellStart"/>
-      <w:r>
-        <w:t>docpac</w:t>
-      </w:r>
-      <w:proofErr w:type="spellEnd"/>
-      <w:r>
-        <w:t xml:space="preserve"> repo to your local hard drive (Documents folder). Do not clone csmith1188’s repo. Clone your Fork.</w:t>
-      </w:r>
-    </w:p>
-    <w:p>
-      <w:pPr>
-        <w:pStyle w:val="ListParagraph"/>
+          <w:numId w:val="11"/>
+        </w:numPr>
+        <w:rPr>
+          <w:rFonts w:ascii="Arial" w:hAnsi="Arial"/>
+        </w:rPr>
+      </w:pPr>
+      <w:r>
+        <w:rPr>
+          <w:rFonts w:ascii="Arial" w:hAnsi="Arial"/>
+        </w:rPr>
+        <w:t xml:space="preserve">When </w:t>
+      </w:r>
+      <w:proofErr w:type="gramStart"/>
+      <w:r>
+        <w:rPr>
+          <w:rFonts w:ascii="Arial" w:hAnsi="Arial"/>
+        </w:rPr>
+        <w:t>you</w:t>
+      </w:r>
+      <w:proofErr w:type="gramEnd"/>
+      <w:r>
+        <w:rPr>
+          <w:rFonts w:ascii="Arial" w:hAnsi="Arial"/>
+        </w:rPr>
+        <w:t xml:space="preserve"> complete assignments, put your files inside the appropriate weekly folder </w:t>
+      </w:r>
+      <w:r>
+        <w:rPr>
+          <w:rStyle w:val="Strong"/>
+          <w:rFonts w:ascii="Arial" w:hAnsi="Arial"/>
+        </w:rPr>
+        <w:t>inside your local cloned DocPac folder</w:t>
+      </w:r>
+      <w:r>
+        <w:rPr>
+          <w:rFonts w:ascii="Arial" w:hAnsi="Arial"/>
+        </w:rPr>
+        <w:t>, NOT outside of it.</w:t>
+      </w:r>
+    </w:p>
+    <w:p>
+      <w:pPr>
+        <w:pStyle w:val="NormalWeb"/>
+        <w:numPr>
+          <w:ilvl w:val="1"/>
+          <w:numId w:val="11"/>
+        </w:numPr>
+        <w:rPr>
+          <w:rFonts w:ascii="Arial" w:hAnsi="Arial"/>
+        </w:rPr>
+      </w:pPr>
+      <w:r>
+        <w:rPr>
+          <w:rFonts w:ascii="Arial" w:hAnsi="Arial"/>
+        </w:rPr>
+        <w:t xml:space="preserve">You will follow the </w:t>
+      </w:r>
+      <w:r>
+        <w:rPr>
+          <w:rStyle w:val="Strong"/>
+          <w:rFonts w:ascii="Arial" w:hAnsi="Arial"/>
+        </w:rPr>
+        <w:t>GitHub Submission Instructions</w:t>
+      </w:r>
+      <w:r>
+        <w:rPr>
+          <w:rFonts w:ascii="Arial" w:hAnsi="Arial"/>
+        </w:rPr>
+        <w:t xml:space="preserve"> (below) to place your files correctly.</w:t>
+      </w:r>
+    </w:p>
+    <w:p>
+      <w:r>
+        <w:pict w14:anchorId="15148B58">
+          <v:rect id="_x0000_i1025" style="width:0;height:1.5pt" o:hralign="center" o:hrstd="t" o:hr="t" fillcolor="#a0a0a0" stroked="f"/>
+        </w:pict>
+      </w:r>
+    </w:p>
+    <w:p>
+      <w:pPr>
+        <w:pStyle w:val="Heading1"/>
+      </w:pPr>
+      <w:r>
+        <w:rPr>
+          <w:rStyle w:val="Strong"/>
+          <w:b w:val="0"/>
+          <w:bCs w:val="0"/>
+        </w:rPr>
+        <w:t>Syncing the Repo (Keep your fork updated weekly)</w:t>
+      </w:r>
+    </w:p>
+    <w:p>
+      <w:pPr>
+        <w:pStyle w:val="NormalWeb"/>
+        <w:rPr>
+          <w:rFonts w:ascii="Arial" w:hAnsi="Arial"/>
+        </w:rPr>
+      </w:pPr>
+      <w:r>
+        <w:rPr>
+          <w:rFonts w:ascii="Arial" w:hAnsi="Arial"/>
+        </w:rPr>
+        <w:t xml:space="preserve">You </w:t>
+      </w:r>
+      <w:r>
+        <w:rPr>
+          <w:rStyle w:val="Strong"/>
+          <w:rFonts w:ascii="Arial" w:hAnsi="Arial"/>
+        </w:rPr>
+        <w:t>must</w:t>
+      </w:r>
+      <w:r>
+        <w:rPr>
+          <w:rFonts w:ascii="Arial" w:hAnsi="Arial"/>
+        </w:rPr>
+        <w:t xml:space="preserve"> do this at the start of every week and </w:t>
+      </w:r>
+      <w:r>
+        <w:rPr>
+          <w:rStyle w:val="Strong"/>
+          <w:rFonts w:ascii="Arial" w:hAnsi="Arial"/>
+        </w:rPr>
+        <w:t>before you begin working</w:t>
+      </w:r>
+      <w:r>
+        <w:rPr>
+          <w:rFonts w:ascii="Arial" w:hAnsi="Arial"/>
+        </w:rPr>
+        <w:t xml:space="preserve"> so you have the newest assignment files.</w:t>
+      </w:r>
+    </w:p>
+    <w:p>
+      <w:pPr>
+        <w:pStyle w:val="NormalWeb"/>
         <w:numPr>
           <w:ilvl w:val="0"/>
-          <w:numId w:val="7"/>
-        </w:numPr>
-      </w:pPr>
-      <w:r>
-        <w:t>When your work is complete, copy your working files into the correct folder in your local DocPac Repo clone.</w:t>
-      </w:r>
-    </w:p>
-    <w:p>
-      <w:pPr>
-        <w:pStyle w:val="ListParagraph"/>
+          <w:numId w:val="12"/>
+        </w:numPr>
+        <w:rPr>
+          <w:rFonts w:ascii="Arial" w:hAnsi="Arial"/>
+        </w:rPr>
+      </w:pPr>
+      <w:r>
+        <w:rPr>
+          <w:rFonts w:ascii="Arial" w:hAnsi="Arial"/>
+        </w:rPr>
+        <w:t xml:space="preserve">Open </w:t>
+      </w:r>
+      <w:r>
+        <w:rPr>
+          <w:rStyle w:val="Strong"/>
+          <w:rFonts w:ascii="Arial" w:hAnsi="Arial"/>
+        </w:rPr>
+        <w:t>GitHub Desktop</w:t>
+      </w:r>
+      <w:r>
+        <w:rPr>
+          <w:rFonts w:ascii="Arial" w:hAnsi="Arial"/>
+        </w:rPr>
+        <w:t xml:space="preserve"> and open your DocPac repo (your fork).</w:t>
+      </w:r>
+    </w:p>
+    <w:p>
+      <w:pPr>
+        <w:pStyle w:val="NormalWeb"/>
+        <w:numPr>
+          <w:ilvl w:val="0"/>
+          <w:numId w:val="12"/>
+        </w:numPr>
+        <w:rPr>
+          <w:rFonts w:ascii="Arial" w:hAnsi="Arial"/>
+        </w:rPr>
+      </w:pPr>
+      <w:r>
+        <w:rPr>
+          <w:rFonts w:ascii="Arial" w:hAnsi="Arial"/>
+        </w:rPr>
+        <w:t xml:space="preserve">Click </w:t>
+      </w:r>
+      <w:r>
+        <w:rPr>
+          <w:rStyle w:val="Strong"/>
+          <w:rFonts w:ascii="Arial" w:hAnsi="Arial"/>
+        </w:rPr>
+        <w:t>Fetch Origin</w:t>
+      </w:r>
+      <w:r>
+        <w:rPr>
+          <w:rFonts w:ascii="Arial" w:hAnsi="Arial"/>
+        </w:rPr>
+        <w:t>.</w:t>
+      </w:r>
+    </w:p>
+    <w:p>
+      <w:pPr>
+        <w:pStyle w:val="NormalWeb"/>
         <w:numPr>
           <w:ilvl w:val="1"/>
-          <w:numId w:val="7"/>
-        </w:numPr>
-      </w:pPr>
-      <w:r>
-        <w:t xml:space="preserve">You will need to follow the </w:t>
-      </w:r>
-      <w:proofErr w:type="spellStart"/>
-      <w:r>
-        <w:t>Github</w:t>
-      </w:r>
-      <w:proofErr w:type="spellEnd"/>
-      <w:r>
-        <w:t xml:space="preserve"> Submission instructions below to put it into the correct folder.</w:t>
-      </w:r>
-    </w:p>
-    <w:p>
-      <w:pPr>
-        <w:pStyle w:val="Heading1"/>
-      </w:pPr>
-      <w:r>
-        <w:t>Syncing the Repo</w:t>
-      </w:r>
-    </w:p>
-    <w:p>
-      <w:r>
-        <w:t>At the beginning of each week, and before making any changes, merge the upstream/main into your local fork’s main.</w:t>
-      </w:r>
-    </w:p>
-    <w:p>
-      <w:pPr>
-        <w:pStyle w:val="ListParagraph"/>
+          <w:numId w:val="12"/>
+        </w:numPr>
+        <w:rPr>
+          <w:rFonts w:ascii="Arial" w:hAnsi="Arial"/>
+        </w:rPr>
+      </w:pPr>
+      <w:r>
+        <w:rPr>
+          <w:rFonts w:ascii="Arial" w:hAnsi="Arial"/>
+        </w:rPr>
+        <w:t xml:space="preserve">If it shows new changes, click </w:t>
+      </w:r>
+      <w:r>
+        <w:rPr>
+          <w:rStyle w:val="Strong"/>
+          <w:rFonts w:ascii="Arial" w:hAnsi="Arial"/>
+        </w:rPr>
+        <w:t>Pull</w:t>
+      </w:r>
+      <w:r>
+        <w:rPr>
+          <w:rFonts w:ascii="Arial" w:hAnsi="Arial"/>
+        </w:rPr>
+        <w:t xml:space="preserve"> to update your fork.</w:t>
+      </w:r>
+    </w:p>
+    <w:p>
+      <w:pPr>
+        <w:pStyle w:val="NormalWeb"/>
         <w:numPr>
           <w:ilvl w:val="0"/>
-          <w:numId w:val="10"/>
-        </w:numPr>
-      </w:pPr>
-      <w:r>
-        <w:t xml:space="preserve">Open your DocPac Repo fork in </w:t>
-      </w:r>
-      <w:proofErr w:type="spellStart"/>
-      <w:r>
-        <w:t>Github</w:t>
-      </w:r>
-      <w:proofErr w:type="spellEnd"/>
-      <w:r>
-        <w:t xml:space="preserve"> Desktop</w:t>
-      </w:r>
-    </w:p>
-    <w:p>
-      <w:pPr>
-        <w:pStyle w:val="ListParagraph"/>
+          <w:numId w:val="12"/>
+        </w:numPr>
+        <w:rPr>
+          <w:rFonts w:ascii="Arial" w:hAnsi="Arial"/>
+        </w:rPr>
+      </w:pPr>
+      <w:r>
+        <w:rPr>
+          <w:rFonts w:ascii="Arial" w:hAnsi="Arial"/>
+        </w:rPr>
+        <w:t>Make sure you have switched to the branch you want to update. If changing branches:</w:t>
+      </w:r>
+    </w:p>
+    <w:p>
+      <w:pPr>
+        <w:pStyle w:val="NormalWeb"/>
+        <w:numPr>
+          <w:ilvl w:val="1"/>
+          <w:numId w:val="12"/>
+        </w:numPr>
+        <w:rPr>
+          <w:rFonts w:ascii="Arial" w:hAnsi="Arial"/>
+        </w:rPr>
+      </w:pPr>
+      <w:r>
+        <w:rPr>
+          <w:rStyle w:val="Strong"/>
+          <w:rFonts w:ascii="Arial" w:hAnsi="Arial"/>
+        </w:rPr>
+        <w:t>Commit your progress</w:t>
+      </w:r>
+      <w:r>
+        <w:rPr>
+          <w:rFonts w:ascii="Arial" w:hAnsi="Arial"/>
+        </w:rPr>
+        <w:t>, or</w:t>
+      </w:r>
+    </w:p>
+    <w:p>
+      <w:pPr>
+        <w:pStyle w:val="NormalWeb"/>
+        <w:numPr>
+          <w:ilvl w:val="1"/>
+          <w:numId w:val="12"/>
+        </w:numPr>
+        <w:rPr>
+          <w:rFonts w:ascii="Arial" w:hAnsi="Arial"/>
+        </w:rPr>
+      </w:pPr>
+      <w:r>
+        <w:rPr>
+          <w:rStyle w:val="Strong"/>
+          <w:rFonts w:ascii="Arial" w:hAnsi="Arial"/>
+        </w:rPr>
+        <w:t>Stash your work</w:t>
+      </w:r>
+      <w:r>
+        <w:rPr>
+          <w:rFonts w:ascii="Arial" w:hAnsi="Arial"/>
+        </w:rPr>
+        <w:t xml:space="preserve"> if unfinished.</w:t>
+      </w:r>
+      <w:r>
+        <w:rPr>
+          <w:rFonts w:ascii="Arial" w:hAnsi="Arial"/>
+        </w:rPr>
+        <w:br/>
+      </w:r>
+      <w:r>
+        <w:rPr>
+          <w:rStyle w:val="Emphasis"/>
+          <w:rFonts w:ascii="Arial" w:hAnsi="Arial"/>
+        </w:rPr>
+        <w:t>Never switch branches with uncommitted work.</w:t>
+      </w:r>
+    </w:p>
+    <w:p>
+      <w:pPr>
+        <w:pStyle w:val="NormalWeb"/>
         <w:numPr>
           <w:ilvl w:val="0"/>
-          <w:numId w:val="10"/>
-        </w:numPr>
-      </w:pPr>
-      <w:r>
-        <w:t>Fetch Origin and Pull if necessary</w:t>
-      </w:r>
-    </w:p>
-    <w:p>
-      <w:pPr>
-        <w:pStyle w:val="ListParagraph"/>
+          <w:numId w:val="12"/>
+        </w:numPr>
+        <w:rPr>
+          <w:rFonts w:ascii="Arial" w:hAnsi="Arial"/>
+        </w:rPr>
+      </w:pPr>
+      <w:r>
+        <w:rPr>
+          <w:rFonts w:ascii="Arial" w:hAnsi="Arial"/>
+        </w:rPr>
+        <w:t xml:space="preserve">At the top menu, go to </w:t>
+      </w:r>
+      <w:r>
+        <w:rPr>
+          <w:rStyle w:val="Strong"/>
+          <w:rFonts w:ascii="Arial" w:hAnsi="Arial"/>
+        </w:rPr>
+        <w:t>Branch → Merge into current branch…</w:t>
+      </w:r>
+    </w:p>
+    <w:p>
+      <w:pPr>
+        <w:pStyle w:val="NormalWeb"/>
         <w:numPr>
           <w:ilvl w:val="0"/>
-          <w:numId w:val="10"/>
-        </w:numPr>
-      </w:pPr>
-      <w:r>
-        <w:t xml:space="preserve">Go to </w:t>
-      </w:r>
-      <w:r>
-        <w:rPr>
-          <w:i/>
-        </w:rPr>
-        <w:t>Branch</w:t>
-      </w:r>
-      <w:r>
-        <w:t xml:space="preserve"> -&gt; </w:t>
-      </w:r>
-      <w:r>
-        <w:rPr>
-          <w:i/>
-        </w:rPr>
-        <w:t>Merge into current branch…</w:t>
-      </w:r>
-    </w:p>
-    <w:p>
-      <w:pPr>
-        <w:pStyle w:val="ListParagraph"/>
-        <w:numPr>
-          <w:ilvl w:val="0"/>
-          <w:numId w:val="10"/>
-        </w:numPr>
-      </w:pPr>
-      <w:r>
-        <w:t>Find the ‘upstream/main’ branch (this is the csmith1188’s repo) and click on it.</w:t>
-      </w:r>
-    </w:p>
-    <w:p>
-      <w:pPr>
-        <w:pStyle w:val="ListParagraph"/>
-        <w:numPr>
-          <w:ilvl w:val="0"/>
-          <w:numId w:val="10"/>
-        </w:numPr>
-      </w:pPr>
-      <w:r>
-        <w:t>If there are new changes, it will allow you to merge</w:t>
-      </w:r>
-    </w:p>
-    <w:p>
-      <w:pPr>
-        <w:pStyle w:val="Heading1"/>
-      </w:pPr>
-      <w:proofErr w:type="spellStart"/>
-      <w:r>
-        <w:t>Github</w:t>
-      </w:r>
-      <w:proofErr w:type="spellEnd"/>
-      <w:r>
-        <w:t xml:space="preserve"> Submissions</w:t>
-      </w:r>
-    </w:p>
-    <w:p>
-      <w:pPr>
-        <w:pStyle w:val="ListParagraph"/>
-        <w:numPr>
-          <w:ilvl w:val="0"/>
-          <w:numId w:val="9"/>
-        </w:numPr>
-      </w:pPr>
-      <w:r>
-        <w:t>Make sure your Fork is up-to-date with the upstream.</w:t>
-      </w:r>
-    </w:p>
-    <w:p>
-      <w:pPr>
-        <w:pStyle w:val="ListParagraph"/>
-        <w:numPr>
-          <w:ilvl w:val="0"/>
-          <w:numId w:val="9"/>
-        </w:numPr>
-      </w:pPr>
-      <w:r>
-        <w:t xml:space="preserve">In your DocPac Repo clone on your local hard drive, navigate to this week’s </w:t>
-      </w:r>
-      <w:proofErr w:type="spellStart"/>
-      <w:r>
-        <w:t>docpac</w:t>
-      </w:r>
-      <w:proofErr w:type="spellEnd"/>
-      <w:r>
-        <w:t xml:space="preserve"> folder</w:t>
-      </w:r>
-    </w:p>
-    <w:p>
-      <w:pPr>
-        <w:pStyle w:val="ListParagraph"/>
-        <w:numPr>
-          <w:ilvl w:val="0"/>
-          <w:numId w:val="9"/>
-        </w:numPr>
-      </w:pPr>
-      <w:r>
-        <w:t>Create a new folder with the name of the assignment, without spaces</w:t>
-      </w:r>
-      <w:r>
+          <w:numId w:val="12"/>
+        </w:numPr>
+        <w:rPr>
+          <w:rFonts w:ascii="Arial" w:hAnsi="Arial"/>
+        </w:rPr>
+      </w:pPr>
+      <w:r>
+        <w:rPr>
+          <w:rFonts w:ascii="Arial" w:hAnsi="Arial"/>
+        </w:rPr>
+        <w:t xml:space="preserve">In the list, find </w:t>
+      </w:r>
+      <w:r>
+        <w:rPr>
+          <w:rStyle w:val="HTMLCode"/>
+          <w:b/>
+          <w:bCs/>
+        </w:rPr>
+        <w:t>upstream/main</w:t>
+      </w:r>
+      <w:r>
+        <w:rPr>
+          <w:rFonts w:ascii="Arial" w:hAnsi="Arial"/>
+        </w:rPr>
         <w:t>.</w:t>
-      </w:r>
-    </w:p>
-    <w:p>
-      <w:pPr>
-        <w:pStyle w:val="ListParagraph"/>
-        <w:numPr>
-          <w:ilvl w:val="0"/>
-          <w:numId w:val="9"/>
-        </w:numPr>
-      </w:pPr>
-      <w:r>
-        <w:t>Copy your submission into the assignment folder.</w:t>
-      </w:r>
-    </w:p>
-    <w:p>
-      <w:pPr>
-        <w:pStyle w:val="ListParagraph"/>
-        <w:numPr>
-          <w:ilvl w:val="0"/>
-          <w:numId w:val="9"/>
-        </w:numPr>
-      </w:pPr>
-      <w:r>
-        <w:t>If your proje</w:t>
       </w:r>
       <w:bookmarkStart w:id="0" w:name="_GoBack"/>
       <w:bookmarkEnd w:id="0"/>
       <w:r>
-        <w:t>ct is a folder, name it “</w:t>
+        <w:rPr>
+          <w:rFonts w:ascii="Arial" w:hAnsi="Arial"/>
+        </w:rPr>
+        <w:br/>
+      </w:r>
+      <w:r>
+        <w:rPr>
+          <w:rStyle w:val="Emphasis"/>
+          <w:rFonts w:ascii="Arial" w:hAnsi="Arial"/>
+        </w:rPr>
+        <w:t>This is the original class repo belonging to csmith188.</w:t>
+      </w:r>
+    </w:p>
+    <w:p>
+      <w:pPr>
+        <w:pStyle w:val="NormalWeb"/>
+        <w:numPr>
+          <w:ilvl w:val="0"/>
+          <w:numId w:val="12"/>
+        </w:numPr>
+        <w:rPr>
+          <w:rFonts w:ascii="Arial" w:hAnsi="Arial"/>
+        </w:rPr>
+      </w:pPr>
+      <w:r>
+        <w:rPr>
+          <w:rFonts w:ascii="Arial" w:hAnsi="Arial"/>
+        </w:rPr>
+        <w:t>If there are updates available, GitHub Desktop will allow you to merge.</w:t>
+      </w:r>
+    </w:p>
+    <w:p>
+      <w:pPr>
+        <w:pStyle w:val="NormalWeb"/>
+        <w:numPr>
+          <w:ilvl w:val="1"/>
+          <w:numId w:val="12"/>
+        </w:numPr>
+        <w:rPr>
+          <w:rFonts w:ascii="Arial" w:hAnsi="Arial"/>
+        </w:rPr>
+      </w:pPr>
+      <w:r>
+        <w:rPr>
+          <w:rFonts w:ascii="Arial" w:hAnsi="Arial"/>
+        </w:rPr>
+        <w:t>Merge them so your repo is current.</w:t>
+      </w:r>
+    </w:p>
+    <w:p>
+      <w:pPr>
+        <w:pStyle w:val="NormalWeb"/>
+        <w:numPr>
+          <w:ilvl w:val="1"/>
+          <w:numId w:val="12"/>
+        </w:numPr>
+        <w:rPr>
+          <w:rFonts w:ascii="Arial" w:hAnsi="Arial"/>
+        </w:rPr>
+      </w:pPr>
+      <w:r>
+        <w:rPr>
+          <w:rFonts w:ascii="Arial" w:hAnsi="Arial"/>
+        </w:rPr>
+        <w:t>Resolve conflicts if asked (ask for help if unsure).</w:t>
+      </w:r>
+    </w:p>
+    <w:p>
+      <w:r>
+        <w:pict w14:anchorId="5032624B">
+          <v:rect id="_x0000_i1026" style="width:0;height:1.5pt" o:hralign="center" o:hrstd="t" o:hr="t" fillcolor="#a0a0a0" stroked="f"/>
+        </w:pict>
+      </w:r>
+    </w:p>
+    <w:p>
+      <w:pPr>
+        <w:pStyle w:val="Heading1"/>
+      </w:pPr>
+      <w:r>
+        <w:rPr>
+          <w:rStyle w:val="Strong"/>
+          <w:b w:val="0"/>
+          <w:bCs w:val="0"/>
+        </w:rPr>
+        <w:t>GitHub Submission Instructions (Each Assignment)</w:t>
+      </w:r>
+    </w:p>
+    <w:p>
+      <w:pPr>
+        <w:pStyle w:val="NormalWeb"/>
+        <w:numPr>
+          <w:ilvl w:val="0"/>
+          <w:numId w:val="13"/>
+        </w:numPr>
+        <w:rPr>
+          <w:rFonts w:ascii="Arial" w:hAnsi="Arial"/>
+        </w:rPr>
+      </w:pPr>
+      <w:r>
+        <w:rPr>
+          <w:rFonts w:ascii="Arial" w:hAnsi="Arial"/>
+        </w:rPr>
+        <w:t xml:space="preserve">Make sure your fork is synced and up-to-date with </w:t>
+      </w:r>
+      <w:r>
+        <w:rPr>
+          <w:rStyle w:val="Strong"/>
+          <w:rFonts w:ascii="Arial" w:hAnsi="Arial"/>
+        </w:rPr>
+        <w:t>upstream/main</w:t>
+      </w:r>
+      <w:r>
+        <w:rPr>
+          <w:rFonts w:ascii="Arial" w:hAnsi="Arial"/>
+        </w:rPr>
+        <w:t xml:space="preserve"> (see section above).</w:t>
+      </w:r>
+    </w:p>
+    <w:p>
+      <w:pPr>
+        <w:pStyle w:val="NormalWeb"/>
+        <w:numPr>
+          <w:ilvl w:val="0"/>
+          <w:numId w:val="13"/>
+        </w:numPr>
+        <w:rPr>
+          <w:rFonts w:ascii="Arial" w:hAnsi="Arial"/>
+        </w:rPr>
+      </w:pPr>
+      <w:r>
+        <w:rPr>
+          <w:rFonts w:ascii="Arial" w:hAnsi="Arial"/>
+        </w:rPr>
+        <w:t xml:space="preserve">Create a </w:t>
+      </w:r>
+      <w:r>
+        <w:rPr>
+          <w:rStyle w:val="Strong"/>
+          <w:rFonts w:ascii="Arial" w:hAnsi="Arial"/>
+        </w:rPr>
+        <w:t>new branch</w:t>
+      </w:r>
+      <w:r>
+        <w:rPr>
+          <w:rFonts w:ascii="Arial" w:hAnsi="Arial"/>
+        </w:rPr>
+        <w:t xml:space="preserve"> for each assignment.</w:t>
+      </w:r>
+    </w:p>
+    <w:p>
+      <w:pPr>
+        <w:pStyle w:val="NormalWeb"/>
+        <w:numPr>
+          <w:ilvl w:val="1"/>
+          <w:numId w:val="13"/>
+        </w:numPr>
+        <w:rPr>
+          <w:rFonts w:ascii="Arial" w:hAnsi="Arial"/>
+        </w:rPr>
+      </w:pPr>
+      <w:r>
+        <w:rPr>
+          <w:rFonts w:ascii="Arial" w:hAnsi="Arial"/>
+        </w:rPr>
+        <w:t xml:space="preserve">In GitHub Desktop → </w:t>
+      </w:r>
+      <w:r>
+        <w:rPr>
+          <w:rStyle w:val="Strong"/>
+          <w:rFonts w:ascii="Arial" w:hAnsi="Arial"/>
+        </w:rPr>
+        <w:t>Branch → New Branch</w:t>
+      </w:r>
+    </w:p>
+    <w:p>
+      <w:pPr>
+        <w:pStyle w:val="NormalWeb"/>
+        <w:numPr>
+          <w:ilvl w:val="1"/>
+          <w:numId w:val="13"/>
+        </w:numPr>
+        <w:rPr>
+          <w:rFonts w:ascii="Arial" w:hAnsi="Arial"/>
+        </w:rPr>
+      </w:pPr>
+      <w:r>
+        <w:rPr>
+          <w:rFonts w:ascii="Arial" w:hAnsi="Arial"/>
+        </w:rPr>
+        <w:lastRenderedPageBreak/>
+        <w:t>Name it after the assignment (no spaces).</w:t>
+      </w:r>
+      <w:r>
+        <w:rPr>
+          <w:rFonts w:ascii="Arial" w:hAnsi="Arial"/>
+        </w:rPr>
+        <w:br/>
+      </w:r>
+      <w:r>
+        <w:rPr>
+          <w:rStyle w:val="Emphasis"/>
+          <w:rFonts w:ascii="Arial" w:hAnsi="Arial"/>
+        </w:rPr>
+        <w:t xml:space="preserve">Example: </w:t>
       </w:r>
       <w:proofErr w:type="spellStart"/>
       <w:r>
+        <w:rPr>
+          <w:rStyle w:val="HTMLCode"/>
+          <w:i/>
+          <w:iCs/>
+        </w:rPr>
+        <w:t>stringsproject</w:t>
+      </w:r>
+      <w:proofErr w:type="spellEnd"/>
+      <w:r>
+        <w:rPr>
+          <w:rStyle w:val="Emphasis"/>
+          <w:rFonts w:ascii="Arial" w:hAnsi="Arial"/>
+        </w:rPr>
+        <w:t xml:space="preserve">, </w:t>
+      </w:r>
+      <w:proofErr w:type="spellStart"/>
+      <w:r>
+        <w:rPr>
+          <w:rStyle w:val="HTMLCode"/>
+          <w:i/>
+          <w:iCs/>
+        </w:rPr>
+        <w:t>variablesquiz</w:t>
+      </w:r>
+      <w:proofErr w:type="spellEnd"/>
+    </w:p>
+    <w:p>
+      <w:pPr>
+        <w:pStyle w:val="NormalWeb"/>
+        <w:numPr>
+          <w:ilvl w:val="0"/>
+          <w:numId w:val="13"/>
+        </w:numPr>
+        <w:rPr>
+          <w:rFonts w:ascii="Arial" w:hAnsi="Arial"/>
+        </w:rPr>
+      </w:pPr>
+      <w:r>
+        <w:rPr>
+          <w:rFonts w:ascii="Arial" w:hAnsi="Arial"/>
+        </w:rPr>
+        <w:t xml:space="preserve">In your local repo, open the </w:t>
+      </w:r>
+      <w:r>
+        <w:rPr>
+          <w:rStyle w:val="Strong"/>
+          <w:rFonts w:ascii="Arial" w:hAnsi="Arial"/>
+        </w:rPr>
+        <w:t>DocPac folder for the current week</w:t>
+      </w:r>
+      <w:r>
+        <w:rPr>
+          <w:rFonts w:ascii="Arial" w:hAnsi="Arial"/>
+        </w:rPr>
+        <w:t>.</w:t>
+      </w:r>
+    </w:p>
+    <w:p>
+      <w:pPr>
+        <w:pStyle w:val="NormalWeb"/>
+        <w:numPr>
+          <w:ilvl w:val="0"/>
+          <w:numId w:val="13"/>
+        </w:numPr>
+        <w:rPr>
+          <w:rFonts w:ascii="Arial" w:hAnsi="Arial"/>
+        </w:rPr>
+      </w:pPr>
+      <w:r>
+        <w:rPr>
+          <w:rFonts w:ascii="Arial" w:hAnsi="Arial"/>
+        </w:rPr>
+        <w:t xml:space="preserve">Inside that week’s folder, create a </w:t>
+      </w:r>
+      <w:r>
+        <w:rPr>
+          <w:rStyle w:val="Strong"/>
+          <w:rFonts w:ascii="Arial" w:hAnsi="Arial"/>
+        </w:rPr>
+        <w:t>new folder named after the assignment</w:t>
+      </w:r>
+      <w:r>
+        <w:rPr>
+          <w:rFonts w:ascii="Arial" w:hAnsi="Arial"/>
+        </w:rPr>
+        <w:t xml:space="preserve"> (no spaces).</w:t>
+      </w:r>
+    </w:p>
+    <w:p>
+      <w:pPr>
+        <w:pStyle w:val="NormalWeb"/>
+        <w:numPr>
+          <w:ilvl w:val="0"/>
+          <w:numId w:val="13"/>
+        </w:numPr>
+        <w:rPr>
+          <w:rFonts w:ascii="Arial" w:hAnsi="Arial"/>
+        </w:rPr>
+      </w:pPr>
+      <w:r>
+        <w:rPr>
+          <w:rFonts w:ascii="Arial" w:hAnsi="Arial"/>
+        </w:rPr>
+        <w:t>Place your work inside that assignment folder.</w:t>
+      </w:r>
+    </w:p>
+    <w:p>
+      <w:pPr>
+        <w:pStyle w:val="NormalWeb"/>
+        <w:numPr>
+          <w:ilvl w:val="1"/>
+          <w:numId w:val="13"/>
+        </w:numPr>
+        <w:rPr>
+          <w:rFonts w:ascii="Arial" w:hAnsi="Arial"/>
+        </w:rPr>
+      </w:pPr>
+      <w:r>
+        <w:rPr>
+          <w:rFonts w:ascii="Arial" w:hAnsi="Arial"/>
+        </w:rPr>
+        <w:t>If your submission is multiple files or a project folder:</w:t>
+      </w:r>
+      <w:r>
+        <w:rPr>
+          <w:rFonts w:ascii="Arial" w:hAnsi="Arial"/>
+        </w:rPr>
+        <w:br/>
+        <w:t xml:space="preserve">Name the inner project folder </w:t>
+      </w:r>
+      <w:proofErr w:type="spellStart"/>
+      <w:r>
+        <w:rPr>
+          <w:rStyle w:val="HTMLCode"/>
+          <w:b/>
+          <w:bCs/>
+        </w:rPr>
         <w:t>LastnameFirstname</w:t>
       </w:r>
       <w:proofErr w:type="spellEnd"/>
       <w:r>
-        <w:t>”, replacing each word with your last and first name. If the submission is a single file, name it the same way, but keep the file extension.</w:t>
-      </w:r>
-    </w:p>
-    <w:p>
-      <w:pPr>
-        <w:pStyle w:val="ListParagraph"/>
+        <w:rPr>
+          <w:rFonts w:ascii="Arial" w:hAnsi="Arial"/>
+        </w:rPr>
+        <w:br/>
+      </w:r>
+      <w:r>
+        <w:rPr>
+          <w:rStyle w:val="Emphasis"/>
+          <w:rFonts w:ascii="Arial" w:hAnsi="Arial"/>
+        </w:rPr>
+        <w:t xml:space="preserve">Example: </w:t>
+      </w:r>
+      <w:proofErr w:type="spellStart"/>
+      <w:r>
+        <w:rPr>
+          <w:rStyle w:val="HTMLCode"/>
+          <w:i/>
+          <w:iCs/>
+        </w:rPr>
+        <w:t>SmithChris</w:t>
+      </w:r>
+      <w:proofErr w:type="spellEnd"/>
+    </w:p>
+    <w:p>
+      <w:pPr>
+        <w:pStyle w:val="NormalWeb"/>
+        <w:numPr>
+          <w:ilvl w:val="1"/>
+          <w:numId w:val="13"/>
+        </w:numPr>
+        <w:rPr>
+          <w:rFonts w:ascii="Arial" w:hAnsi="Arial"/>
+        </w:rPr>
+      </w:pPr>
+      <w:r>
+        <w:rPr>
+          <w:rFonts w:ascii="Arial" w:hAnsi="Arial"/>
+        </w:rPr>
+        <w:t>If it's a single file (like a .</w:t>
+      </w:r>
+      <w:proofErr w:type="spellStart"/>
+      <w:r>
+        <w:rPr>
+          <w:rFonts w:ascii="Arial" w:hAnsi="Arial"/>
+        </w:rPr>
+        <w:t>py</w:t>
+      </w:r>
+      <w:proofErr w:type="spellEnd"/>
+      <w:r>
+        <w:rPr>
+          <w:rFonts w:ascii="Arial" w:hAnsi="Arial"/>
+        </w:rPr>
+        <w:t xml:space="preserve"> or .html file):</w:t>
+      </w:r>
+      <w:r>
+        <w:rPr>
+          <w:rFonts w:ascii="Arial" w:hAnsi="Arial"/>
+        </w:rPr>
+        <w:br/>
+        <w:t xml:space="preserve">Name the file </w:t>
+      </w:r>
+      <w:proofErr w:type="spellStart"/>
+      <w:r>
+        <w:rPr>
+          <w:rStyle w:val="HTMLCode"/>
+          <w:b/>
+          <w:bCs/>
+        </w:rPr>
+        <w:t>LastnameFirstname.ext</w:t>
+      </w:r>
+      <w:proofErr w:type="spellEnd"/>
+      <w:r>
+        <w:rPr>
+          <w:rFonts w:ascii="Arial" w:hAnsi="Arial"/>
+        </w:rPr>
+        <w:br/>
+      </w:r>
+      <w:r>
+        <w:rPr>
+          <w:rStyle w:val="Emphasis"/>
+          <w:rFonts w:ascii="Arial" w:hAnsi="Arial"/>
+        </w:rPr>
+        <w:t xml:space="preserve">Example: </w:t>
+      </w:r>
+      <w:r>
+        <w:rPr>
+          <w:rStyle w:val="HTMLCode"/>
+          <w:i/>
+          <w:iCs/>
+        </w:rPr>
+        <w:t>SmithChris.py</w:t>
+      </w:r>
+    </w:p>
+    <w:p>
+      <w:pPr>
+        <w:pStyle w:val="NormalWeb"/>
         <w:numPr>
           <w:ilvl w:val="0"/>
-          <w:numId w:val="9"/>
-        </w:numPr>
-      </w:pPr>
-      <w:r>
-        <w:t xml:space="preserve">Double-check your Changes in </w:t>
-      </w:r>
-      <w:proofErr w:type="spellStart"/>
-      <w:r>
-        <w:t>Github</w:t>
-      </w:r>
-      <w:proofErr w:type="spellEnd"/>
-      <w:r>
-        <w:t xml:space="preserve"> Desktop.</w:t>
-      </w:r>
-    </w:p>
-    <w:p>
-      <w:pPr>
-        <w:pStyle w:val="ListParagraph"/>
+          <w:numId w:val="13"/>
+        </w:numPr>
+        <w:rPr>
+          <w:rFonts w:ascii="Arial" w:hAnsi="Arial"/>
+        </w:rPr>
+      </w:pPr>
+      <w:r>
+        <w:rPr>
+          <w:rFonts w:ascii="Arial" w:hAnsi="Arial"/>
+        </w:rPr>
+        <w:t>If you switch to another assignment before finishing, you must either:</w:t>
+      </w:r>
+    </w:p>
+    <w:p>
+      <w:pPr>
+        <w:pStyle w:val="NormalWeb"/>
+        <w:numPr>
+          <w:ilvl w:val="1"/>
+          <w:numId w:val="13"/>
+        </w:numPr>
+        <w:rPr>
+          <w:rFonts w:ascii="Arial" w:hAnsi="Arial"/>
+        </w:rPr>
+      </w:pPr>
+      <w:r>
+        <w:rPr>
+          <w:rStyle w:val="Strong"/>
+          <w:rFonts w:ascii="Arial" w:hAnsi="Arial"/>
+        </w:rPr>
+        <w:t>Commit your progress</w:t>
+      </w:r>
+      <w:r>
+        <w:rPr>
+          <w:rFonts w:ascii="Arial" w:hAnsi="Arial"/>
+        </w:rPr>
+        <w:t>, or</w:t>
+      </w:r>
+    </w:p>
+    <w:p>
+      <w:pPr>
+        <w:pStyle w:val="NormalWeb"/>
+        <w:numPr>
+          <w:ilvl w:val="1"/>
+          <w:numId w:val="13"/>
+        </w:numPr>
+        <w:rPr>
+          <w:rFonts w:ascii="Arial" w:hAnsi="Arial"/>
+        </w:rPr>
+      </w:pPr>
+      <w:r>
+        <w:rPr>
+          <w:rStyle w:val="Strong"/>
+          <w:rFonts w:ascii="Arial" w:hAnsi="Arial"/>
+        </w:rPr>
+        <w:t>Stash your work</w:t>
+      </w:r>
+      <w:r>
+        <w:rPr>
+          <w:rFonts w:ascii="Arial" w:hAnsi="Arial"/>
+        </w:rPr>
+        <w:t xml:space="preserve"> if unfinished.</w:t>
+      </w:r>
+      <w:r>
+        <w:rPr>
+          <w:rFonts w:ascii="Arial" w:hAnsi="Arial"/>
+        </w:rPr>
+        <w:br/>
+      </w:r>
+      <w:r>
+        <w:rPr>
+          <w:rStyle w:val="Emphasis"/>
+          <w:rFonts w:ascii="Arial" w:hAnsi="Arial"/>
+        </w:rPr>
+        <w:t>Never switch branches with uncommitted work.</w:t>
+      </w:r>
+    </w:p>
+    <w:p>
+      <w:pPr>
+        <w:pStyle w:val="NormalWeb"/>
         <w:numPr>
           <w:ilvl w:val="0"/>
-          <w:numId w:val="9"/>
-        </w:numPr>
-      </w:pPr>
-      <w:r>
-        <w:t>Do not delete anybody else’s work!</w:t>
-      </w:r>
-    </w:p>
-    <w:p>
-      <w:pPr>
-        <w:pStyle w:val="ListParagraph"/>
+          <w:numId w:val="13"/>
+        </w:numPr>
+        <w:rPr>
+          <w:rFonts w:ascii="Arial" w:hAnsi="Arial"/>
+        </w:rPr>
+      </w:pPr>
+      <w:r>
+        <w:rPr>
+          <w:rFonts w:ascii="Arial" w:hAnsi="Arial"/>
+        </w:rPr>
+        <w:t xml:space="preserve">In GitHub Desktop, review the </w:t>
+      </w:r>
+      <w:r>
+        <w:rPr>
+          <w:rStyle w:val="Strong"/>
+          <w:rFonts w:ascii="Arial" w:hAnsi="Arial"/>
+        </w:rPr>
+        <w:t>Changes</w:t>
+      </w:r>
+      <w:r>
+        <w:rPr>
+          <w:rFonts w:ascii="Arial" w:hAnsi="Arial"/>
+        </w:rPr>
+        <w:t xml:space="preserve"> tab to ensure only your files are included.</w:t>
+      </w:r>
+    </w:p>
+    <w:p>
+      <w:pPr>
+        <w:pStyle w:val="NormalWeb"/>
         <w:numPr>
           <w:ilvl w:val="0"/>
-          <w:numId w:val="9"/>
-        </w:numPr>
-      </w:pPr>
-      <w:r>
-        <w:t>In GitHub desktop, commit the changes and push the changes to your fork</w:t>
-      </w:r>
-    </w:p>
-    <w:p>
-      <w:pPr>
-        <w:pStyle w:val="ListParagraph"/>
+          <w:numId w:val="13"/>
+        </w:numPr>
+        <w:rPr>
+          <w:rFonts w:ascii="Arial" w:hAnsi="Arial"/>
+        </w:rPr>
+      </w:pPr>
+      <w:r>
+        <w:rPr>
+          <w:rStyle w:val="Strong"/>
+          <w:rFonts w:ascii="Arial" w:hAnsi="Arial"/>
+        </w:rPr>
+        <w:t>Do NOT delete or modify other students’ folders or files.</w:t>
+      </w:r>
+    </w:p>
+    <w:p>
+      <w:pPr>
+        <w:pStyle w:val="NormalWeb"/>
         <w:numPr>
           <w:ilvl w:val="0"/>
-          <w:numId w:val="9"/>
-        </w:numPr>
-      </w:pPr>
-      <w:r>
-        <w:t>On Github.com, navigate to the csmith1188 version of the DocPac, and start a Pull Request from your fork to csmith1188 to have your changes added to the class Repo.</w:t>
-      </w:r>
-    </w:p>
-    <w:p/>
+          <w:numId w:val="13"/>
+        </w:numPr>
+        <w:rPr>
+          <w:rFonts w:ascii="Arial" w:hAnsi="Arial"/>
+        </w:rPr>
+      </w:pPr>
+      <w:r>
+        <w:rPr>
+          <w:rFonts w:ascii="Arial" w:hAnsi="Arial"/>
+        </w:rPr>
+        <w:t>Commit your changes with a message like:</w:t>
+      </w:r>
+      <w:r>
+        <w:rPr>
+          <w:rFonts w:ascii="Arial" w:hAnsi="Arial"/>
+        </w:rPr>
+        <w:br/>
+      </w:r>
+      <w:r>
+        <w:rPr>
+          <w:rStyle w:val="Emphasis"/>
+          <w:rFonts w:ascii="Arial" w:hAnsi="Arial"/>
+        </w:rPr>
+        <w:t>"Completed Variables Assignment"</w:t>
+      </w:r>
+    </w:p>
+    <w:p>
+      <w:pPr>
+        <w:pStyle w:val="NormalWeb"/>
+        <w:numPr>
+          <w:ilvl w:val="0"/>
+          <w:numId w:val="13"/>
+        </w:numPr>
+        <w:rPr>
+          <w:rFonts w:ascii="Arial" w:hAnsi="Arial"/>
+        </w:rPr>
+      </w:pPr>
+      <w:r>
+        <w:rPr>
+          <w:rFonts w:ascii="Arial" w:hAnsi="Arial"/>
+        </w:rPr>
+        <w:t xml:space="preserve">Click </w:t>
+      </w:r>
+      <w:r>
+        <w:rPr>
+          <w:rStyle w:val="Strong"/>
+          <w:rFonts w:ascii="Arial" w:hAnsi="Arial"/>
+        </w:rPr>
+        <w:t>Push origin</w:t>
+      </w:r>
+      <w:r>
+        <w:rPr>
+          <w:rFonts w:ascii="Arial" w:hAnsi="Arial"/>
+        </w:rPr>
+        <w:t xml:space="preserve"> to upload your work to your online fork.</w:t>
+      </w:r>
+    </w:p>
+    <w:p>
+      <w:pPr>
+        <w:pStyle w:val="NormalWeb"/>
+        <w:numPr>
+          <w:ilvl w:val="0"/>
+          <w:numId w:val="13"/>
+        </w:numPr>
+        <w:rPr>
+          <w:rFonts w:ascii="Arial" w:hAnsi="Arial"/>
+        </w:rPr>
+      </w:pPr>
+      <w:r>
+        <w:rPr>
+          <w:rFonts w:ascii="Arial" w:hAnsi="Arial"/>
+        </w:rPr>
+        <w:t xml:space="preserve">Go to </w:t>
+      </w:r>
+      <w:r>
+        <w:rPr>
+          <w:rStyle w:val="Strong"/>
+          <w:rFonts w:ascii="Arial" w:hAnsi="Arial"/>
+        </w:rPr>
+        <w:t>github.com → open the class DocPac repo (</w:t>
+      </w:r>
+      <w:r>
+        <w:rPr>
+          <w:rStyle w:val="HTMLCode"/>
+          <w:b/>
+          <w:bCs/>
+        </w:rPr>
+        <w:t>csmith188/...</w:t>
+      </w:r>
+      <w:r>
+        <w:rPr>
+          <w:rStyle w:val="Strong"/>
+          <w:rFonts w:ascii="Arial" w:hAnsi="Arial"/>
+        </w:rPr>
+        <w:t>)</w:t>
+      </w:r>
+    </w:p>
+    <w:p>
+      <w:pPr>
+        <w:pStyle w:val="NormalWeb"/>
+        <w:numPr>
+          <w:ilvl w:val="0"/>
+          <w:numId w:val="13"/>
+        </w:numPr>
+        <w:rPr>
+          <w:rFonts w:ascii="Arial" w:hAnsi="Arial"/>
+        </w:rPr>
+      </w:pPr>
+      <w:r>
+        <w:rPr>
+          <w:rFonts w:ascii="Arial" w:hAnsi="Arial"/>
+        </w:rPr>
+        <w:t xml:space="preserve">Click </w:t>
+      </w:r>
+      <w:r>
+        <w:rPr>
+          <w:rStyle w:val="Strong"/>
+          <w:rFonts w:ascii="Arial" w:hAnsi="Arial"/>
+        </w:rPr>
+        <w:t>Pull Request → New Pull Request</w:t>
+      </w:r>
+    </w:p>
+    <w:p>
+      <w:pPr>
+        <w:pStyle w:val="NormalWeb"/>
+        <w:numPr>
+          <w:ilvl w:val="1"/>
+          <w:numId w:val="13"/>
+        </w:numPr>
+        <w:rPr>
+          <w:rFonts w:ascii="Arial" w:hAnsi="Arial"/>
+        </w:rPr>
+      </w:pPr>
+      <w:r>
+        <w:rPr>
+          <w:rFonts w:ascii="Arial" w:hAnsi="Arial"/>
+        </w:rPr>
+        <w:t>Make sure:</w:t>
+      </w:r>
+    </w:p>
+    <w:p>
+      <w:pPr>
+        <w:pStyle w:val="NormalWeb"/>
+        <w:numPr>
+          <w:ilvl w:val="2"/>
+          <w:numId w:val="13"/>
+        </w:numPr>
+        <w:rPr>
+          <w:rFonts w:ascii="Arial" w:hAnsi="Arial"/>
+        </w:rPr>
+      </w:pPr>
+      <w:r>
+        <w:rPr>
+          <w:rStyle w:val="Strong"/>
+          <w:rFonts w:ascii="Arial" w:hAnsi="Arial"/>
+        </w:rPr>
+        <w:t>From:</w:t>
+      </w:r>
+      <w:r>
+        <w:rPr>
+          <w:rFonts w:ascii="Arial" w:hAnsi="Arial"/>
+        </w:rPr>
+        <w:t xml:space="preserve"> your assignment </w:t>
+      </w:r>
+      <w:r>
+        <w:rPr>
+          <w:rStyle w:val="Strong"/>
+          <w:rFonts w:ascii="Arial" w:hAnsi="Arial"/>
+        </w:rPr>
+        <w:t>branch on your fork</w:t>
+      </w:r>
+    </w:p>
+    <w:p>
+      <w:pPr>
+        <w:pStyle w:val="NormalWeb"/>
+        <w:numPr>
+          <w:ilvl w:val="2"/>
+          <w:numId w:val="13"/>
+        </w:numPr>
+        <w:rPr>
+          <w:rFonts w:ascii="Arial" w:hAnsi="Arial"/>
+        </w:rPr>
+      </w:pPr>
+      <w:r>
+        <w:rPr>
+          <w:rStyle w:val="Strong"/>
+          <w:rFonts w:ascii="Arial" w:hAnsi="Arial"/>
+        </w:rPr>
+        <w:t>To:</w:t>
+      </w:r>
+      <w:r>
+        <w:rPr>
+          <w:rFonts w:ascii="Arial" w:hAnsi="Arial"/>
+        </w:rPr>
+        <w:t xml:space="preserve"> </w:t>
+      </w:r>
+      <w:r>
+        <w:rPr>
+          <w:rStyle w:val="HTMLCode"/>
+        </w:rPr>
+        <w:t>main</w:t>
+      </w:r>
+      <w:r>
+        <w:rPr>
+          <w:rFonts w:ascii="Arial" w:hAnsi="Arial"/>
+        </w:rPr>
+        <w:t xml:space="preserve"> branch of </w:t>
+      </w:r>
+      <w:r>
+        <w:rPr>
+          <w:rStyle w:val="Strong"/>
+          <w:rFonts w:ascii="Arial" w:hAnsi="Arial"/>
+        </w:rPr>
+        <w:t>csmith188/class repo</w:t>
+      </w:r>
+    </w:p>
+    <w:p>
+      <w:pPr>
+        <w:pStyle w:val="NormalWeb"/>
+        <w:numPr>
+          <w:ilvl w:val="0"/>
+          <w:numId w:val="13"/>
+        </w:numPr>
+        <w:rPr>
+          <w:rFonts w:ascii="Arial" w:hAnsi="Arial"/>
+        </w:rPr>
+      </w:pPr>
+      <w:r>
+        <w:rPr>
+          <w:rFonts w:ascii="Arial" w:hAnsi="Arial"/>
+        </w:rPr>
+        <w:t>Submit the pull request so your assignment can be reviewed and added.</w:t>
+      </w:r>
+    </w:p>
     <w:sectPr>
       <w:headerReference w:type="default" r:id="rId7"/>
       <w:pgSz w:w="12240" w:h="15840"/>
@@ -583,6 +1715,123 @@
     </w:lvl>
   </w:abstractNum>
   <w:abstractNum w:abstractNumId="1" w15:restartNumberingAfterBreak="0">
+    <w:nsid w:val="10391512"/>
+    <w:multiLevelType w:val="multilevel"/>
+    <w:tmpl w:val="ED743AD0"/>
+    <w:lvl w:ilvl="0">
+      <w:start w:val="1"/>
+      <w:numFmt w:val="decimal"/>
+      <w:lvlText w:val="%1."/>
+      <w:lvlJc w:val="left"/>
+      <w:pPr>
+        <w:tabs>
+          <w:tab w:val="num" w:pos="720"/>
+        </w:tabs>
+        <w:ind w:left="720" w:hanging="360"/>
+      </w:pPr>
+    </w:lvl>
+    <w:lvl w:ilvl="1">
+      <w:start w:val="1"/>
+      <w:numFmt w:val="bullet"/>
+      <w:lvlText w:val="o"/>
+      <w:lvlJc w:val="left"/>
+      <w:pPr>
+        <w:tabs>
+          <w:tab w:val="num" w:pos="1440"/>
+        </w:tabs>
+        <w:ind w:left="1440" w:hanging="360"/>
+      </w:pPr>
+      <w:rPr>
+        <w:rFonts w:ascii="Courier New" w:hAnsi="Courier New" w:hint="default"/>
+        <w:sz w:val="20"/>
+      </w:rPr>
+    </w:lvl>
+    <w:lvl w:ilvl="2" w:tentative="1">
+      <w:start w:val="1"/>
+      <w:numFmt w:val="decimal"/>
+      <w:lvlText w:val="%3."/>
+      <w:lvlJc w:val="left"/>
+      <w:pPr>
+        <w:tabs>
+          <w:tab w:val="num" w:pos="2160"/>
+        </w:tabs>
+        <w:ind w:left="2160" w:hanging="360"/>
+      </w:pPr>
+    </w:lvl>
+    <w:lvl w:ilvl="3" w:tentative="1">
+      <w:start w:val="1"/>
+      <w:numFmt w:val="decimal"/>
+      <w:lvlText w:val="%4."/>
+      <w:lvlJc w:val="left"/>
+      <w:pPr>
+        <w:tabs>
+          <w:tab w:val="num" w:pos="2880"/>
+        </w:tabs>
+        <w:ind w:left="2880" w:hanging="360"/>
+      </w:pPr>
+    </w:lvl>
+    <w:lvl w:ilvl="4" w:tentative="1">
+      <w:start w:val="1"/>
+      <w:numFmt w:val="decimal"/>
+      <w:lvlText w:val="%5."/>
+      <w:lvlJc w:val="left"/>
+      <w:pPr>
+        <w:tabs>
+          <w:tab w:val="num" w:pos="3600"/>
+        </w:tabs>
+        <w:ind w:left="3600" w:hanging="360"/>
+      </w:pPr>
+    </w:lvl>
+    <w:lvl w:ilvl="5" w:tentative="1">
+      <w:start w:val="1"/>
+      <w:numFmt w:val="decimal"/>
+      <w:lvlText w:val="%6."/>
+      <w:lvlJc w:val="left"/>
+      <w:pPr>
+        <w:tabs>
+          <w:tab w:val="num" w:pos="4320"/>
+        </w:tabs>
+        <w:ind w:left="4320" w:hanging="360"/>
+      </w:pPr>
+    </w:lvl>
+    <w:lvl w:ilvl="6" w:tentative="1">
+      <w:start w:val="1"/>
+      <w:numFmt w:val="decimal"/>
+      <w:lvlText w:val="%7."/>
+      <w:lvlJc w:val="left"/>
+      <w:pPr>
+        <w:tabs>
+          <w:tab w:val="num" w:pos="5040"/>
+        </w:tabs>
+        <w:ind w:left="5040" w:hanging="360"/>
+      </w:pPr>
+    </w:lvl>
+    <w:lvl w:ilvl="7" w:tentative="1">
+      <w:start w:val="1"/>
+      <w:numFmt w:val="decimal"/>
+      <w:lvlText w:val="%8."/>
+      <w:lvlJc w:val="left"/>
+      <w:pPr>
+        <w:tabs>
+          <w:tab w:val="num" w:pos="5760"/>
+        </w:tabs>
+        <w:ind w:left="5760" w:hanging="360"/>
+      </w:pPr>
+    </w:lvl>
+    <w:lvl w:ilvl="8" w:tentative="1">
+      <w:start w:val="1"/>
+      <w:numFmt w:val="decimal"/>
+      <w:lvlText w:val="%9."/>
+      <w:lvlJc w:val="left"/>
+      <w:pPr>
+        <w:tabs>
+          <w:tab w:val="num" w:pos="6480"/>
+        </w:tabs>
+        <w:ind w:left="6480" w:hanging="360"/>
+      </w:pPr>
+    </w:lvl>
+  </w:abstractNum>
+  <w:abstractNum w:abstractNumId="2" w15:restartNumberingAfterBreak="0">
     <w:nsid w:val="29B82BB9"/>
     <w:multiLevelType w:val="hybridMultilevel"/>
     <w:tmpl w:val="3132D812"/>
@@ -668,7 +1917,7 @@
       </w:pPr>
     </w:lvl>
   </w:abstractNum>
-  <w:abstractNum w:abstractNumId="2" w15:restartNumberingAfterBreak="0">
+  <w:abstractNum w:abstractNumId="3" w15:restartNumberingAfterBreak="0">
     <w:nsid w:val="338E0C78"/>
     <w:multiLevelType w:val="multilevel"/>
     <w:tmpl w:val="255201F0"/>
@@ -817,7 +2066,7 @@
       </w:rPr>
     </w:lvl>
   </w:abstractNum>
-  <w:abstractNum w:abstractNumId="3" w15:restartNumberingAfterBreak="0">
+  <w:abstractNum w:abstractNumId="4" w15:restartNumberingAfterBreak="0">
     <w:nsid w:val="3E27185A"/>
     <w:multiLevelType w:val="hybridMultilevel"/>
     <w:tmpl w:val="FFD89058"/>
@@ -830,7 +2079,7 @@
         <w:ind w:left="1080" w:hanging="360"/>
       </w:pPr>
     </w:lvl>
-    <w:lvl w:ilvl="1" w:tplc="04090019" w:tentative="1">
+    <w:lvl w:ilvl="1" w:tplc="04090019">
       <w:start w:val="1"/>
       <w:numFmt w:val="lowerLetter"/>
       <w:lvlText w:val="%2."/>
@@ -903,7 +2152,7 @@
       </w:pPr>
     </w:lvl>
   </w:abstractNum>
-  <w:abstractNum w:abstractNumId="4" w15:restartNumberingAfterBreak="0">
+  <w:abstractNum w:abstractNumId="5" w15:restartNumberingAfterBreak="0">
     <w:nsid w:val="42EF08E8"/>
     <w:multiLevelType w:val="hybridMultilevel"/>
     <w:tmpl w:val="BFF6F542"/>
@@ -989,7 +2238,7 @@
       </w:pPr>
     </w:lvl>
   </w:abstractNum>
-  <w:abstractNum w:abstractNumId="5" w15:restartNumberingAfterBreak="0">
+  <w:abstractNum w:abstractNumId="6" w15:restartNumberingAfterBreak="0">
     <w:nsid w:val="498F2456"/>
     <w:multiLevelType w:val="hybridMultilevel"/>
     <w:tmpl w:val="74C04B72"/>
@@ -1075,7 +2324,128 @@
       </w:pPr>
     </w:lvl>
   </w:abstractNum>
-  <w:abstractNum w:abstractNumId="6" w15:restartNumberingAfterBreak="0">
+  <w:abstractNum w:abstractNumId="7" w15:restartNumberingAfterBreak="0">
+    <w:nsid w:val="4DC554A8"/>
+    <w:multiLevelType w:val="multilevel"/>
+    <w:tmpl w:val="096E4384"/>
+    <w:lvl w:ilvl="0">
+      <w:start w:val="1"/>
+      <w:numFmt w:val="decimal"/>
+      <w:lvlText w:val="%1."/>
+      <w:lvlJc w:val="left"/>
+      <w:pPr>
+        <w:tabs>
+          <w:tab w:val="num" w:pos="720"/>
+        </w:tabs>
+        <w:ind w:left="720" w:hanging="360"/>
+      </w:pPr>
+    </w:lvl>
+    <w:lvl w:ilvl="1">
+      <w:start w:val="1"/>
+      <w:numFmt w:val="bullet"/>
+      <w:lvlText w:val="o"/>
+      <w:lvlJc w:val="left"/>
+      <w:pPr>
+        <w:tabs>
+          <w:tab w:val="num" w:pos="1440"/>
+        </w:tabs>
+        <w:ind w:left="1440" w:hanging="360"/>
+      </w:pPr>
+      <w:rPr>
+        <w:rFonts w:ascii="Courier New" w:hAnsi="Courier New" w:hint="default"/>
+        <w:sz w:val="20"/>
+      </w:rPr>
+    </w:lvl>
+    <w:lvl w:ilvl="2">
+      <w:start w:val="1"/>
+      <w:numFmt w:val="bullet"/>
+      <w:lvlText w:val=""/>
+      <w:lvlJc w:val="left"/>
+      <w:pPr>
+        <w:tabs>
+          <w:tab w:val="num" w:pos="2160"/>
+        </w:tabs>
+        <w:ind w:left="2160" w:hanging="360"/>
+      </w:pPr>
+      <w:rPr>
+        <w:rFonts w:ascii="Wingdings" w:hAnsi="Wingdings" w:hint="default"/>
+        <w:sz w:val="20"/>
+      </w:rPr>
+    </w:lvl>
+    <w:lvl w:ilvl="3" w:tentative="1">
+      <w:start w:val="1"/>
+      <w:numFmt w:val="decimal"/>
+      <w:lvlText w:val="%4."/>
+      <w:lvlJc w:val="left"/>
+      <w:pPr>
+        <w:tabs>
+          <w:tab w:val="num" w:pos="2880"/>
+        </w:tabs>
+        <w:ind w:left="2880" w:hanging="360"/>
+      </w:pPr>
+    </w:lvl>
+    <w:lvl w:ilvl="4" w:tentative="1">
+      <w:start w:val="1"/>
+      <w:numFmt w:val="decimal"/>
+      <w:lvlText w:val="%5."/>
+      <w:lvlJc w:val="left"/>
+      <w:pPr>
+        <w:tabs>
+          <w:tab w:val="num" w:pos="3600"/>
+        </w:tabs>
+        <w:ind w:left="3600" w:hanging="360"/>
+      </w:pPr>
+    </w:lvl>
+    <w:lvl w:ilvl="5" w:tentative="1">
+      <w:start w:val="1"/>
+      <w:numFmt w:val="decimal"/>
+      <w:lvlText w:val="%6."/>
+      <w:lvlJc w:val="left"/>
+      <w:pPr>
+        <w:tabs>
+          <w:tab w:val="num" w:pos="4320"/>
+        </w:tabs>
+        <w:ind w:left="4320" w:hanging="360"/>
+      </w:pPr>
+    </w:lvl>
+    <w:lvl w:ilvl="6" w:tentative="1">
+      <w:start w:val="1"/>
+      <w:numFmt w:val="decimal"/>
+      <w:lvlText w:val="%7."/>
+      <w:lvlJc w:val="left"/>
+      <w:pPr>
+        <w:tabs>
+          <w:tab w:val="num" w:pos="5040"/>
+        </w:tabs>
+        <w:ind w:left="5040" w:hanging="360"/>
+      </w:pPr>
+    </w:lvl>
+    <w:lvl w:ilvl="7" w:tentative="1">
+      <w:start w:val="1"/>
+      <w:numFmt w:val="decimal"/>
+      <w:lvlText w:val="%8."/>
+      <w:lvlJc w:val="left"/>
+      <w:pPr>
+        <w:tabs>
+          <w:tab w:val="num" w:pos="5760"/>
+        </w:tabs>
+        <w:ind w:left="5760" w:hanging="360"/>
+      </w:pPr>
+    </w:lvl>
+    <w:lvl w:ilvl="8" w:tentative="1">
+      <w:start w:val="1"/>
+      <w:numFmt w:val="decimal"/>
+      <w:lvlText w:val="%9."/>
+      <w:lvlJc w:val="left"/>
+      <w:pPr>
+        <w:tabs>
+          <w:tab w:val="num" w:pos="6480"/>
+        </w:tabs>
+        <w:ind w:left="6480" w:hanging="360"/>
+      </w:pPr>
+    </w:lvl>
+  </w:abstractNum>
+  <w:abstractNum w:abstractNumId="8" w15:restartNumberingAfterBreak="0">
     <w:nsid w:val="5AD44AEF"/>
     <w:multiLevelType w:val="multilevel"/>
     <w:tmpl w:val="DFF66FBA"/>
@@ -1224,7 +2594,124 @@
       </w:rPr>
     </w:lvl>
   </w:abstractNum>
-  <w:abstractNum w:abstractNumId="7" w15:restartNumberingAfterBreak="0">
+  <w:abstractNum w:abstractNumId="9" w15:restartNumberingAfterBreak="0">
+    <w:nsid w:val="5ED9675E"/>
+    <w:multiLevelType w:val="multilevel"/>
+    <w:tmpl w:val="9B488B36"/>
+    <w:lvl w:ilvl="0">
+      <w:start w:val="1"/>
+      <w:numFmt w:val="decimal"/>
+      <w:lvlText w:val="%1."/>
+      <w:lvlJc w:val="left"/>
+      <w:pPr>
+        <w:tabs>
+          <w:tab w:val="num" w:pos="720"/>
+        </w:tabs>
+        <w:ind w:left="720" w:hanging="360"/>
+      </w:pPr>
+    </w:lvl>
+    <w:lvl w:ilvl="1">
+      <w:start w:val="1"/>
+      <w:numFmt w:val="bullet"/>
+      <w:lvlText w:val="o"/>
+      <w:lvlJc w:val="left"/>
+      <w:pPr>
+        <w:tabs>
+          <w:tab w:val="num" w:pos="1440"/>
+        </w:tabs>
+        <w:ind w:left="1440" w:hanging="360"/>
+      </w:pPr>
+      <w:rPr>
+        <w:rFonts w:ascii="Courier New" w:hAnsi="Courier New" w:hint="default"/>
+        <w:sz w:val="20"/>
+      </w:rPr>
+    </w:lvl>
+    <w:lvl w:ilvl="2" w:tentative="1">
+      <w:start w:val="1"/>
+      <w:numFmt w:val="decimal"/>
+      <w:lvlText w:val="%3."/>
+      <w:lvlJc w:val="left"/>
+      <w:pPr>
+        <w:tabs>
+          <w:tab w:val="num" w:pos="2160"/>
+        </w:tabs>
+        <w:ind w:left="2160" w:hanging="360"/>
+      </w:pPr>
+    </w:lvl>
+    <w:lvl w:ilvl="3" w:tentative="1">
+      <w:start w:val="1"/>
+      <w:numFmt w:val="decimal"/>
+      <w:lvlText w:val="%4."/>
+      <w:lvlJc w:val="left"/>
+      <w:pPr>
+        <w:tabs>
+          <w:tab w:val="num" w:pos="2880"/>
+        </w:tabs>
+        <w:ind w:left="2880" w:hanging="360"/>
+      </w:pPr>
+    </w:lvl>
+    <w:lvl w:ilvl="4" w:tentative="1">
+      <w:start w:val="1"/>
+      <w:numFmt w:val="decimal"/>
+      <w:lvlText w:val="%5."/>
+      <w:lvlJc w:val="left"/>
+      <w:pPr>
+        <w:tabs>
+          <w:tab w:val="num" w:pos="3600"/>
+        </w:tabs>
+        <w:ind w:left="3600" w:hanging="360"/>
+      </w:pPr>
+    </w:lvl>
+    <w:lvl w:ilvl="5" w:tentative="1">
+      <w:start w:val="1"/>
+      <w:numFmt w:val="decimal"/>
+      <w:lvlText w:val="%6."/>
+      <w:lvlJc w:val="left"/>
+      <w:pPr>
+        <w:tabs>
+          <w:tab w:val="num" w:pos="4320"/>
+        </w:tabs>
+        <w:ind w:left="4320" w:hanging="360"/>
+      </w:pPr>
+    </w:lvl>
+    <w:lvl w:ilvl="6" w:tentative="1">
+      <w:start w:val="1"/>
+      <w:numFmt w:val="decimal"/>
+      <w:lvlText w:val="%7."/>
+      <w:lvlJc w:val="left"/>
+      <w:pPr>
+        <w:tabs>
+          <w:tab w:val="num" w:pos="5040"/>
+        </w:tabs>
+        <w:ind w:left="5040" w:hanging="360"/>
+      </w:pPr>
+    </w:lvl>
+    <w:lvl w:ilvl="7" w:tentative="1">
+      <w:start w:val="1"/>
+      <w:numFmt w:val="decimal"/>
+      <w:lvlText w:val="%8."/>
+      <w:lvlJc w:val="left"/>
+      <w:pPr>
+        <w:tabs>
+          <w:tab w:val="num" w:pos="5760"/>
+        </w:tabs>
+        <w:ind w:left="5760" w:hanging="360"/>
+      </w:pPr>
+    </w:lvl>
+    <w:lvl w:ilvl="8" w:tentative="1">
+      <w:start w:val="1"/>
+      <w:numFmt w:val="decimal"/>
+      <w:lvlText w:val="%9."/>
+      <w:lvlJc w:val="left"/>
+      <w:pPr>
+        <w:tabs>
+          <w:tab w:val="num" w:pos="6480"/>
+        </w:tabs>
+        <w:ind w:left="6480" w:hanging="360"/>
+      </w:pPr>
+    </w:lvl>
+  </w:abstractNum>
+  <w:abstractNum w:abstractNumId="10" w15:restartNumberingAfterBreak="0">
     <w:nsid w:val="605F7154"/>
     <w:multiLevelType w:val="hybridMultilevel"/>
     <w:tmpl w:val="AED25F66"/>
@@ -1310,7 +2797,7 @@
       </w:pPr>
     </w:lvl>
   </w:abstractNum>
-  <w:abstractNum w:abstractNumId="8" w15:restartNumberingAfterBreak="0">
+  <w:abstractNum w:abstractNumId="11" w15:restartNumberingAfterBreak="0">
     <w:nsid w:val="6ABC7321"/>
     <w:multiLevelType w:val="hybridMultilevel"/>
     <w:tmpl w:val="28887412"/>
@@ -1396,7 +2883,7 @@
       </w:pPr>
     </w:lvl>
   </w:abstractNum>
-  <w:abstractNum w:abstractNumId="9" w15:restartNumberingAfterBreak="0">
+  <w:abstractNum w:abstractNumId="12" w15:restartNumberingAfterBreak="0">
     <w:nsid w:val="7CAC1D8B"/>
     <w:multiLevelType w:val="multilevel"/>
     <w:tmpl w:val="43B83E6C"/>
@@ -1546,34 +3033,43 @@
     </w:lvl>
   </w:abstractNum>
   <w:num w:numId="1">
-    <w:abstractNumId w:val="7"/>
+    <w:abstractNumId w:val="10"/>
   </w:num>
   <w:num w:numId="2">
+    <w:abstractNumId w:val="11"/>
+  </w:num>
+  <w:num w:numId="3">
+    <w:abstractNumId w:val="2"/>
+  </w:num>
+  <w:num w:numId="4">
     <w:abstractNumId w:val="8"/>
   </w:num>
-  <w:num w:numId="3">
-    <w:abstractNumId w:val="1"/>
-  </w:num>
-  <w:num w:numId="4">
-    <w:abstractNumId w:val="6"/>
-  </w:num>
   <w:num w:numId="5">
-    <w:abstractNumId w:val="2"/>
+    <w:abstractNumId w:val="3"/>
   </w:num>
   <w:num w:numId="6">
-    <w:abstractNumId w:val="9"/>
+    <w:abstractNumId w:val="12"/>
   </w:num>
   <w:num w:numId="7">
     <w:abstractNumId w:val="0"/>
   </w:num>
   <w:num w:numId="8">
+    <w:abstractNumId w:val="6"/>
+  </w:num>
+  <w:num w:numId="9">
+    <w:abstractNumId w:val="4"/>
+  </w:num>
+  <w:num w:numId="10">
     <w:abstractNumId w:val="5"/>
   </w:num>
-  <w:num w:numId="9">
-    <w:abstractNumId w:val="3"/>
+  <w:num w:numId="11">
+    <w:abstractNumId w:val="9"/>
   </w:num>
-  <w:num w:numId="10">
-    <w:abstractNumId w:val="4"/>
+  <w:num w:numId="12">
+    <w:abstractNumId w:val="1"/>
+  </w:num>
+  <w:num w:numId="13">
+    <w:abstractNumId w:val="7"/>
   </w:num>
 </w:numbering>
 </file>
@@ -2131,7 +3627,6 @@
     <w:name w:val="Normal (Web)"/>
     <w:basedOn w:val="Normal"/>
     <w:uiPriority w:val="99"/>
-    <w:semiHidden/>
     <w:unhideWhenUsed/>
     <w:rsid w:val="002F5875"/>
     <w:pPr>
@@ -2141,6 +3636,28 @@
       <w:rFonts w:ascii="Times New Roman" w:eastAsia="Times New Roman" w:hAnsi="Times New Roman" w:cs="Times New Roman"/>
       <w:sz w:val="24"/>
       <w:szCs w:val="24"/>
+    </w:rPr>
+  </w:style>
+  <w:style w:type="character" w:styleId="Strong">
+    <w:name w:val="Strong"/>
+    <w:basedOn w:val="DefaultParagraphFont"/>
+    <w:uiPriority w:val="22"/>
+    <w:qFormat/>
+    <w:rsid w:val="0055112A"/>
+    <w:rPr>
+      <w:b/>
+      <w:bCs/>
+    </w:rPr>
+  </w:style>
+  <w:style w:type="character" w:styleId="Emphasis">
+    <w:name w:val="Emphasis"/>
+    <w:basedOn w:val="DefaultParagraphFont"/>
+    <w:uiPriority w:val="20"/>
+    <w:qFormat/>
+    <w:rsid w:val="0055112A"/>
+    <w:rPr>
+      <w:i/>
+      <w:iCs/>
     </w:rPr>
   </w:style>
 </w:styles>
